--- a/business_es/part3/ep33_Normas_y_resbalones.docx
+++ b/business_es/part3/ep33_Normas_y_resbalones.docx
@@ -352,7 +352,7 @@
           <w:rFonts w:ascii="Calibri" w:hAnsi="Calibri" w:eastAsia="Malgun Gothic"/>
           <w:sz w:val="20"/>
         </w:rPr>
-        <w:t>월요일 아침, 메들리의 시험소. 콜롬비아 출신 기술자 파트리시아 오초아가 미국 규격 ANSI A137.1을 설명하고, 바퀴 달린 작은 마찰계가 젖은 타일 위를 오간다. 매트와 미끄럼 방지는 통과하지만, 개발사가 로비에 원하는 폴리싱은 기준에 한참 못 미친다. 그날 밤 온다의 품질 책임자 마리벨과 화상으로 대책을 찾고, 화요일 다시 시험소로 향한다. 숫자 하나가 제품의 쓰임새를 바꾸는 이틀이다.</w:t>
+        <w:t>월요일 아침, 메들리의 시험소. 콜롬비아 출신 기술자 파트리시아 오초아가 미국 규격 ANSI A137.1을 설명하고, 바퀴 달린 작은 마찰계가 젖은 타일 위를 오간다. 매트와 미끄럼 방지는 통과하지만, 개발사가 로비에 원하는 반광택은 기준에 한참 못 미친다. 그날 밤 온다의 품질 책임자 마리벨과 화상으로 대책을 찾고, 화요일 다시 시험소로 향한다. 숫자 하나가 제품의 쓰임새를 바꾸는 이틀이다.</w:t>
       </w:r>
     </w:p>
     <w:p>
@@ -376,7 +376,7 @@
           <w:rFonts w:ascii="Calibri" w:hAnsi="Calibri" w:eastAsia="Malgun Gothic"/>
           <w:sz w:val="20"/>
         </w:rPr>
-        <w:t>듣기 질문 ② 폴리싱·매트·미끄럼 방지 마감의 측정값은 각각 얼마이며, 화학 처리한 폴리싱은 얼마였나?</w:t>
+        <w:t>듣기 질문 ② 반광택·매트·미끄럼 방지 마감의 측정값은 각각 얼마이며, 화학 처리한 반광택은 얼마였나?</w:t>
       </w:r>
     </w:p>
     <w:p>
@@ -388,7 +388,7 @@
           <w:rFonts w:ascii="Calibri" w:hAnsi="Calibri" w:eastAsia="Malgun Gothic"/>
           <w:sz w:val="20"/>
         </w:rPr>
-        <w:t>듣기 질문 ③ 처리한 폴리싱을 쓰지 않기로 한 이유 두 가지와, 최종 제안의 한 문장은?</w:t>
+        <w:t>듣기 질문 ③ 처리한 반광택을 쓰지 않기로 한 이유 두 가지와, 최종 제안의 한 문장은?</w:t>
       </w:r>
     </w:p>
     <w:p>
@@ -452,7 +452,7 @@
           <w:color w:val="666666"/>
           <w:sz w:val="19"/>
         </w:rPr>
-        <w:t>Lunes 27 de julio. Medley, una zona industrial al noroeste de Miami, entre canteras de piedra caliza y almacenes de contenedores. El laboratorio es una nave gris sin ventanas. Dentro, aire acondicionado a dieciocho grados. Lucas y Amparo llevan tres versiones del mismo blanco: pulido, mate y antideslizante.</w:t>
+        <w:t>Lunes 27 de julio. Medley, una zona industrial al noroeste de Miami, entre canteras de piedra caliza y almacenes de contenedores. El laboratorio es una nave gris sin ventanas. Dentro, aire acondicionado a dieciocho grados. Lucas y Amparo llevan tres versiones del mismo blanco: semipulido, mate y antideslizante.</w:t>
       </w:r>
     </w:p>
     <w:p>
@@ -1154,7 +1154,7 @@
           <w:sz w:val="22"/>
         </w:rPr>
         <w:tab/>
-        <w:t>Gracias, Jean Carlos. Empecemos por el pulido. Lo peor, primero.</w:t>
+        <w:t>Gracias, Jean Carlos. Empecemos por el semipulido. Lo peor, primero.</w:t>
       </w:r>
     </w:p>
     <w:p>
@@ -1288,7 +1288,7 @@
           <w:sz w:val="22"/>
         </w:rPr>
         <w:tab/>
-        <w:t>Pulido, media de cuatro direcciones: cero coma veintiocho.</w:t>
+        <w:t>Semipulido, media de cuatro direcciones: cero coma treinta y seis.</w:t>
       </w:r>
     </w:p>
     <w:p>
@@ -1314,7 +1314,7 @@
           <w:sz w:val="22"/>
         </w:rPr>
         <w:tab/>
-        <w:t>¿Cero coma veintiocho? Eso está muy por debajo.</w:t>
+        <w:t>¿Cero coma treinta y seis? Eso está muy por debajo.</w:t>
       </w:r>
     </w:p>
     <w:p>
@@ -1340,7 +1340,7 @@
           <w:sz w:val="22"/>
         </w:rPr>
         <w:tab/>
-        <w:t>Muy por debajo, sí. Es normal en un pulido. En seco es otra cosa, pero el ensayo es en mojado.</w:t>
+        <w:t>Muy por debajo, sí. Es normal en un semipulido: tiene brillo, y el brillo, mojado, resbala. En seco es otra cosa, pero el ensayo es en mojado.</w:t>
       </w:r>
     </w:p>
     <w:p>
@@ -1823,7 +1823,7 @@
           <w:sz w:val="22"/>
         </w:rPr>
         <w:tab/>
-        <w:t>Entonces el único problema es el pulido.</w:t>
+        <w:t>Entonces el único problema es el semipulido.</w:t>
       </w:r>
     </w:p>
     <w:p>
@@ -1849,7 +1849,7 @@
           <w:sz w:val="22"/>
         </w:rPr>
         <w:tab/>
-        <w:t>El único. Pero no es un problema pequeño, si lo que el cliente quiere es el pulido en el suelo.</w:t>
+        <w:t>El único. Pero no es un problema pequeño, si lo que el cliente quiere es el semipulido en el suelo.</w:t>
       </w:r>
     </w:p>
     <w:p>
@@ -1916,7 +1916,7 @@
           <w:sz w:val="22"/>
         </w:rPr>
         <w:tab/>
-        <w:t>Mate y antideslizante pasan. El pulido no: cero coma veintiocho.</w:t>
+        <w:t>Mate y antideslizante pasan. El semipulido no: cero coma treinta y seis.</w:t>
       </w:r>
     </w:p>
     <w:p>
@@ -1942,7 +1942,7 @@
           <w:sz w:val="22"/>
         </w:rPr>
         <w:tab/>
-        <w:t>Ay, no. El developer quiere el pulido en los lobbies. Ya lo enseñó en los renders a los compradores.</w:t>
+        <w:t>Ay, no. El developer quiere el semipulido en los lobbies. Ya lo enseñó en los renders a los compradores.</w:t>
       </w:r>
     </w:p>
     <w:p>
@@ -2020,7 +2020,7 @@
           <w:sz w:val="22"/>
         </w:rPr>
         <w:tab/>
-        <w:t>Entonces el pulido no puede ir ahí, ni aunque pasara el ensayo. Sería peligroso.</w:t>
+        <w:t>Entonces el semipulido no puede ir ahí, ni aunque pasara el ensayo. Sería peligroso.</w:t>
       </w:r>
     </w:p>
     <w:p>
@@ -2154,7 +2154,7 @@
           <w:sz w:val="22"/>
         </w:rPr>
         <w:tab/>
-        <w:t>Ya me lo ha contado Amparo por mensaje. Cero coma veintiocho. No me sorprende nada.</w:t>
+        <w:t>Ya me lo ha contado Amparo por mensaje. Cero coma treinta y seis. No me sorprende nada.</w:t>
       </w:r>
     </w:p>
     <w:p>
@@ -2180,7 +2180,7 @@
           <w:sz w:val="22"/>
         </w:rPr>
         <w:tab/>
-        <w:t>¿Has medido tú el mismo pulido aquí, con el péndulo?</w:t>
+        <w:t>¿Has medido tú el mismo semipulido aquí, con el péndulo?</w:t>
       </w:r>
     </w:p>
     <w:p>
@@ -2206,7 +2206,7 @@
           <w:sz w:val="22"/>
         </w:rPr>
         <w:tab/>
-        <w:t>Esta tarde, en cuanto me has escrito. En mojado, veintiuno. En seco, más de cuarenta.</w:t>
+        <w:t>Esta tarde, en cuanto me has escrito. En mojado, veinticuatro. En seco, más de cuarenta.</w:t>
       </w:r>
     </w:p>
     <w:p>
@@ -2232,7 +2232,7 @@
           <w:sz w:val="22"/>
         </w:rPr>
         <w:tab/>
-        <w:t>¿Veintiuno? ¿No era cero coma algo?</w:t>
+        <w:t>¿Veinticuatro? ¿No era cero coma algo?</w:t>
       </w:r>
     </w:p>
     <w:p>
@@ -2570,7 +2570,7 @@
           <w:sz w:val="22"/>
         </w:rPr>
         <w:tab/>
-        <w:t>¿Y si el tratado pasa? ¿Lo vendemos como pulido?</w:t>
+        <w:t>¿Y si el tratado pasa? ¿Lo vendemos como semipulido?</w:t>
       </w:r>
     </w:p>
     <w:p>
@@ -2596,7 +2596,7 @@
           <w:sz w:val="22"/>
         </w:rPr>
         <w:tab/>
-        <w:t>Como pulido, no. Sería otro producto, con otro nombre y otra ficha. Si lo vendierais como pulido normal y alguien se cayera, el problema sería vuestro.</w:t>
+        <w:t>Como semipulido, no. Sería otro producto, con otro nombre y otra ficha. Si lo vendierais como semipulido normal y alguien se cayera, el problema sería vuestro.</w:t>
       </w:r>
     </w:p>
     <w:p>
@@ -2622,7 +2622,7 @@
           <w:sz w:val="22"/>
         </w:rPr>
         <w:tab/>
-        <w:t>Tiene razón. De modo que, pase lo que pase, el pulido normal queda para paredes y zonas secas.</w:t>
+        <w:t>Tiene razón. De modo que, pase lo que pase, el semipulido normal queda para paredes y zonas secas.</w:t>
       </w:r>
     </w:p>
     <w:p>
@@ -2875,7 +2875,7 @@
           <w:color w:val="666666"/>
           <w:sz w:val="19"/>
         </w:rPr>
-        <w:t>Martes 28 de julio. Las tres piezas pulidas tratadas en Hialeah llegaron al laboratorio a primera hora, envueltas en papel de periódico. Gaby ha venido también.</w:t>
+        <w:t>Martes 28 de julio. Las tres piezas semipulidas tratadas en Hialeah llegaron al laboratorio a primera hora, envueltas en papel de periódico. Gaby ha venido también.</w:t>
       </w:r>
     </w:p>
     <w:p>
@@ -3005,7 +3005,7 @@
           <w:sz w:val="22"/>
         </w:rPr>
         <w:tab/>
-        <w:t>Pulido tratado: cero coma cuarenta y cuatro.</w:t>
+        <w:t>Semipulido tratado: cero coma cuarenta y cuatro.</w:t>
       </w:r>
     </w:p>
     <w:p>
@@ -3317,7 +3317,7 @@
           <w:sz w:val="22"/>
         </w:rPr>
         <w:tab/>
-        <w:t>Entonces la propuesta es esta: en el suelo del lobby, el mate, con cero coma cuarenta y nueve, sin tratamientos ni mantenimiento. Y el pulido, en las paredes del lobby, donde se ve el brillo y nadie lo pisa.</w:t>
+        <w:t>Entonces la propuesta es esta: en el suelo del lobby, el mate, con cero coma cuarenta y nueve, sin tratamientos ni mantenimiento. Y el semipulido, en las paredes del lobby, donde se ve el brillo y nadie lo pisa.</w:t>
       </w:r>
     </w:p>
     <w:p>
@@ -3447,7 +3447,7 @@
           <w:sz w:val="22"/>
         </w:rPr>
         <w:tab/>
-        <w:t>Claro. Pondré: pulido, paredes y zonas interiores secas; mate, suelos interiores; antideslizante, duchas, terrazas y piscinas.</w:t>
+        <w:t>Claro. Pondré: semipulido, paredes y zonas interiores secas; mate, suelos interiores; antideslizante, duchas, terrazas y piscinas.</w:t>
       </w:r>
     </w:p>
     <w:p>
@@ -3644,7 +3644,7 @@
           <w:sz w:val="22"/>
         </w:rPr>
         <w:tab/>
-        <w:t>(cuelga) Aceptado. Mate en el suelo, pulido en las paredes. Dice que le gusta la idea y que es más barato de mantener.</w:t>
+        <w:t>(cuelga) Aceptado. Mate en el suelo, semipulido en las paredes. Dice que le gusta la idea y que es más barato de mantener.</w:t>
       </w:r>
     </w:p>
     <w:p>
@@ -7053,7 +7053,7 @@
           <w:rFonts w:ascii="Calibri" w:hAnsi="Calibri" w:eastAsia="Malgun Gothic"/>
           <w:sz w:val="20"/>
         </w:rPr>
-        <w:t>« Así que el mate se puede usar en cocinas… » (그래서, 구어·중립) « De modo que, pase lo que pase, el pulido normal queda para paredes. » (그러니까, 조금 더 격식) 두 표현 모두 뒤에 직설법이 온다. 예외로 de ahí que는 결과를 말하는데도 접속법을 쓴다: El ensayo es en mojado; de ahí que el pulido no pase. 결론을 정리할 때 유용하다.</w:t>
+        <w:t>« Así que el mate se puede usar en cocinas… » (그래서, 구어·중립) « De modo que, pase lo que pase, el semipulido normal queda para paredes. » (그러니까, 조금 더 격식) 두 표현 모두 뒤에 직설법이 온다. 예외로 de ahí que는 결과를 말하는데도 접속법을 쓴다: El ensayo es en mojado; de ahí que el semipulido no pase. 결론을 정리할 때 유용하다.</w:t>
       </w:r>
     </w:p>
     <w:p>
@@ -7125,7 +7125,7 @@
           <w:rFonts w:ascii="Calibri" w:hAnsi="Calibri" w:eastAsia="Malgun Gothic"/>
           <w:sz w:val="20"/>
         </w:rPr>
-        <w:t>« En fábrica nos da entre cero coma cero cinco y cero coma uno. » « ¿Cómo saldría ese pulido? » « El pulido ha dado cero coma veintiocho. » 시험이나 계산 결과를 말할 때 dar(값이 나오다), salir(결과가 나오다), resultar(~로 판명되다)를 쓴다. 주어는 사람이 아니라 측정 대상이고, 간접목적어로 '누구에게'를 붙일 수 있다(nos da). 숫자 앞에는 관사 없이 바로 말한다.</w:t>
+        <w:t>« En fábrica nos da entre cero coma cero cinco y cero coma uno. » « El mate ha dado cero coma cuarenta y nueve. » « Si bajara a cero coma cuarenta, ya no cumpliría. » 시험이나 계산 결과를 말할 때 dar(값이 나오다), salir(결과가 나오다: ¿Cómo ha salido el ensayo?), resultar(~로 판명되다: El semipulido resultó insuficiente)를 쓴다. 주어는 사람이 아니라 측정 대상이고, 간접목적어로 '누구에게'를 붙일 수 있다(nos da). 숫자 앞에는 관사 없이 바로 말한다.</w:t>
       </w:r>
     </w:p>
     <w:p>
@@ -7186,7 +7186,7 @@
           <w:rFonts w:ascii="Calibri" w:hAnsi="Calibri" w:eastAsia="Malgun Gothic"/>
           <w:sz w:val="20"/>
         </w:rPr>
-        <w:t>여러분은 루카스입니다. 본사에 세 가지 마감의 측정값(0.28 / 0.49 / 0.63)을 보고하고, 각각 어디에 쓸 수 있는지 설명하세요. 표현: ha dado…, está por debajo / por encima de…, así que…</w:t>
+        <w:t>여러분은 루카스입니다. 본사에 세 가지 마감의 측정값(0.36 / 0.49 / 0.63)을 보고하고, 각각 어디에 쓸 수 있는지 설명하세요. 표현: ha dado…, está por debajo / por encima de…, así que…</w:t>
       </w:r>
     </w:p>
     <w:p>
@@ -7213,7 +7213,7 @@
           <w:rFonts w:ascii="Calibri" w:hAnsi="Calibri" w:eastAsia="Malgun Gothic"/>
           <w:sz w:val="20"/>
         </w:rPr>
-        <w:t>여러분은 암파로입니다. 고객이 수영장 옆 로비에 폴리싱 타일을 고집합니다. 위험을 설명하고 대안을 제시하세요. 표현: Si…, + 조건법 / De ser así… / Yo, si fuera usted, …</w:t>
+        <w:t>여러분은 암파로입니다. 고객이 수영장 옆 로비에 반광택 타일을 고집합니다. 위험을 설명하고 대안을 제시하세요. 표현: Si…, + 조건법 / De ser así… / Yo, si fuera usted, …</w:t>
       </w:r>
     </w:p>
     <w:p>
@@ -7410,7 +7410,7 @@
           <w:color w:val="666666"/>
           <w:sz w:val="19"/>
         </w:rPr>
-        <w:t>7월 27일 월요일. 마이애미 북서쪽의 공업 지대 메들리. 석회암 채석장과 컨테이너 창고 사이에 있다. 시험소는 창문 없는 회색 건물이고, 안은 에어컨이 18도로 맞춰져 있다. 루카스와 암파로는 같은 흰색 타일 세 가지 버전을 들고 왔다. 폴리싱, 매트, 미끄럼 방지.</w:t>
+        <w:t>7월 27일 월요일. 마이애미 북서쪽의 공업 지대 메들리. 석회암 채석장과 컨테이너 창고 사이에 있다. 시험소는 창문 없는 회색 건물이고, 안은 에어컨이 18도로 맞춰져 있다. 루카스와 암파로는 같은 흰색 타일 세 가지 버전을 들고 왔다. 반광택, 매트, 미끄럼 방지.</w:t>
       </w:r>
     </w:p>
     <w:p>
@@ -8112,7 +8112,7 @@
           <w:sz w:val="21"/>
         </w:rPr>
         <w:tab/>
-        <w:t>고마워요, 장 카를로스. 폴리싱부터 해요. 제일 안 좋은 것부터.</w:t>
+        <w:t>고마워요, 장 카를로스. 반광택부터 해요. 제일 안 좋은 것부터.</w:t>
       </w:r>
     </w:p>
     <w:p>
@@ -8221,7 +8221,7 @@
           <w:color w:val="666666"/>
           <w:sz w:val="19"/>
         </w:rPr>
-        <w:t>장 카를로스가 폴리싱 타일 위에 용액을 붓는다. 마찰계가 몇 센티미터 나아갔다 멈추고 돌아온다. 네 방향으로 같은 동작을 반복한다. 화면에 숫자 하나가 뜬다.</w:t>
+        <w:t>장 카를로스가 반광택 타일 위에 용액을 붓는다. 마찰계가 몇 센티미터 나아갔다 멈추고 돌아온다. 네 방향으로 같은 동작을 반복한다. 화면에 숫자 하나가 뜬다.</w:t>
       </w:r>
     </w:p>
     <w:p>
@@ -8247,7 +8247,7 @@
           <w:sz w:val="21"/>
         </w:rPr>
         <w:tab/>
-        <w:t>폴리싱, 네 방향 평균 0.28.</w:t>
+        <w:t>반광택, 네 방향 평균 0.36.</w:t>
       </w:r>
     </w:p>
     <w:p>
@@ -8273,7 +8273,7 @@
           <w:sz w:val="21"/>
         </w:rPr>
         <w:tab/>
-        <w:t>0.28이요? 한참 못 미치네요.</w:t>
+        <w:t>0.36이요? 한참 못 미치네요.</w:t>
       </w:r>
     </w:p>
     <w:p>
@@ -8299,7 +8299,7 @@
           <w:sz w:val="21"/>
         </w:rPr>
         <w:tab/>
-        <w:t>한참 못 미치죠, 네. 폴리싱은 보통 그래요. 마른 상태면 얘기가 다르지만 시험은 젖은 상태에서 해요.</w:t>
+        <w:t>한참 못 미치죠, 네. 반광택은 보통 그래요. 광택이 있고, 광택은 젖으면 미끄러워요. 마른 상태면 얘기가 다르지만 시험은 젖은 상태에서 해요.</w:t>
       </w:r>
     </w:p>
     <w:p>
@@ -8782,7 +8782,7 @@
           <w:sz w:val="21"/>
         </w:rPr>
         <w:tab/>
-        <w:t>그럼 문제는 폴리싱 하나뿐이네요.</w:t>
+        <w:t>그럼 문제는 반광택 하나뿐이네요.</w:t>
       </w:r>
     </w:p>
     <w:p>
@@ -8808,7 +8808,7 @@
           <w:sz w:val="21"/>
         </w:rPr>
         <w:tab/>
-        <w:t>그거 하나예요. 하지만 고객이 원하는 게 바닥용 폴리싱이라면 작은 문제가 아니죠.</w:t>
+        <w:t>그거 하나예요. 하지만 고객이 원하는 게 바닥용 반광택이라면 작은 문제가 아니죠.</w:t>
       </w:r>
     </w:p>
     <w:p>
@@ -8875,7 +8875,7 @@
           <w:sz w:val="21"/>
         </w:rPr>
         <w:tab/>
-        <w:t>매트하고 미끄럼 방지는 통과예요. 폴리싱은 안 돼요. 0.28.</w:t>
+        <w:t>매트하고 미끄럼 방지는 통과예요. 반광택은 안 돼요. 0.36.</w:t>
       </w:r>
     </w:p>
     <w:p>
@@ -8901,7 +8901,7 @@
           <w:sz w:val="21"/>
         </w:rPr>
         <w:tab/>
-        <w:t>아, 안 돼. 개발사는 로비에 폴리싱을 원해요. 벌써 구매자들한테 렌더링으로 보여 줬거든요.</w:t>
+        <w:t>아, 안 돼. 개발사는 로비에 반광택을 원해요. 벌써 구매자들한테 렌더링으로 보여 줬거든요.</w:t>
       </w:r>
     </w:p>
     <w:p>
@@ -8979,7 +8979,7 @@
           <w:sz w:val="21"/>
         </w:rPr>
         <w:tab/>
-        <w:t>그럼 폴리싱은 거기 못 써요. 시험을 통과한다 해도요. 위험해요.</w:t>
+        <w:t>그럼 반광택은 거기 못 써요. 시험을 통과한다 해도요. 위험해요.</w:t>
       </w:r>
     </w:p>
     <w:p>
@@ -9114,7 +9114,7 @@
           <w:sz w:val="21"/>
         </w:rPr>
         <w:tab/>
-        <w:t>암파로가 메시지로 다 말해 줬어요. 0.28. 하나도 안 놀라워요.</w:t>
+        <w:t>암파로가 메시지로 다 말해 줬어요. 0.36. 하나도 안 놀라워요.</w:t>
       </w:r>
     </w:p>
     <w:p>
@@ -9140,7 +9140,7 @@
           <w:sz w:val="21"/>
         </w:rPr>
         <w:tab/>
-        <w:t>같은 폴리싱을 거기서 진자로 재 봤어?</w:t>
+        <w:t>같은 반광택을 거기서 진자로 재 봤어?</w:t>
       </w:r>
     </w:p>
     <w:p>
@@ -9166,7 +9166,7 @@
           <w:sz w:val="21"/>
         </w:rPr>
         <w:tab/>
-        <w:t>오늘 오후에 메시지 받자마자요. 젖은 상태 21, 마른 상태는 40이 넘어요.</w:t>
+        <w:t>오늘 오후에 메시지 받자마자요. 젖은 상태 24, 마른 상태는 40이 넘어요.</w:t>
       </w:r>
     </w:p>
     <w:p>
@@ -9192,7 +9192,7 @@
           <w:sz w:val="21"/>
         </w:rPr>
         <w:tab/>
-        <w:t>21이요? 0.몇 아니었어요?</w:t>
+        <w:t>24요? 0.몇 아니었어요?</w:t>
       </w:r>
     </w:p>
     <w:p>
@@ -9530,7 +9530,7 @@
           <w:sz w:val="21"/>
         </w:rPr>
         <w:tab/>
-        <w:t>처리한 게 통과하면요? 그걸 폴리싱이라고 팔아요?</w:t>
+        <w:t>처리한 게 통과하면요? 그걸 반광택이라고 팔아요?</w:t>
       </w:r>
     </w:p>
     <w:p>
@@ -9556,7 +9556,7 @@
           <w:sz w:val="21"/>
         </w:rPr>
         <w:tab/>
-        <w:t>폴리싱으로는 안 돼요. 다른 제품이 되는 거예요. 이름도 사양서도 달라야 하고요. 일반 폴리싱이라고 팔았는데 누가 넘어지면 책임은 우리 거예요.</w:t>
+        <w:t>반광택으로는 안 돼요. 다른 제품이 되는 거예요. 이름도 사양서도 달라야 하고요. 일반 반광택이라고 팔았는데 누가 넘어지면 책임은 우리 거예요.</w:t>
       </w:r>
     </w:p>
     <w:p>
@@ -9582,7 +9582,7 @@
           <w:sz w:val="21"/>
         </w:rPr>
         <w:tab/>
-        <w:t>맞는 말이야. 그러니까 무슨 일이 있어도 일반 폴리싱은 벽과 건식 공간에만 쓰는 거야.</w:t>
+        <w:t>맞는 말이야. 그러니까 무슨 일이 있어도 일반 반광택은 벽과 건식 공간에만 쓰는 거야.</w:t>
       </w:r>
     </w:p>
     <w:p>
@@ -9836,7 +9836,7 @@
           <w:color w:val="666666"/>
           <w:sz w:val="19"/>
         </w:rPr>
-        <w:t>7월 28일 화요일. 하이얼리아에서 처리한 폴리싱 타일 세 장이 신문지에 싸여 아침 일찍 시험소에 도착했다. 가비도 왔다.</w:t>
+        <w:t>7월 28일 화요일. 하이얼리아에서 처리한 반광택 타일 세 장이 신문지에 싸여 아침 일찍 시험소에 도착했다. 가비도 왔다.</w:t>
       </w:r>
     </w:p>
     <w:p>
@@ -9966,7 +9966,7 @@
           <w:sz w:val="21"/>
         </w:rPr>
         <w:tab/>
-        <w:t>처리한 폴리싱, 0.44.</w:t>
+        <w:t>처리한 반광택, 0.44.</w:t>
       </w:r>
     </w:p>
     <w:p>
@@ -10278,7 +10278,7 @@
           <w:sz w:val="21"/>
         </w:rPr>
         <w:tab/>
-        <w:t>그럼 제안은 이거예요. 로비 바닥엔 0.49인 매트, 처리도 유지 관리도 필요 없어요. 그리고 폴리싱은 로비 벽에. 광택은 보이고 아무도 밟지 않는 곳이죠.</w:t>
+        <w:t>그럼 제안은 이거예요. 로비 바닥엔 0.49인 매트, 처리도 유지 관리도 필요 없어요. 그리고 반광택은 로비 벽에. 광택은 보이고 아무도 밟지 않는 곳이죠.</w:t>
       </w:r>
     </w:p>
     <w:p>
@@ -10408,7 +10408,7 @@
           <w:sz w:val="21"/>
         </w:rPr>
         <w:tab/>
-        <w:t>물론이죠. 이렇게 쓸게요. 폴리싱은 벽과 실내 건식 공간, 매트는 실내 바닥, 미끄럼 방지는 샤워실·테라스·수영장.</w:t>
+        <w:t>물론이죠. 이렇게 쓸게요. 반광택은 벽과 실내 건식 공간, 매트는 실내 바닥, 미끄럼 방지는 샤워실·테라스·수영장.</w:t>
       </w:r>
     </w:p>
     <w:p>
@@ -10605,7 +10605,7 @@
           <w:sz w:val="21"/>
         </w:rPr>
         <w:tab/>
-        <w:t>(전화를 끊으며) 승인됐어요. 바닥은 매트, 벽은 폴리싱. 아이디어가 마음에 들고 유지비도 덜 든대요.</w:t>
+        <w:t>(전화를 끊으며) 승인됐어요. 바닥은 매트, 벽은 반광택. 아이디어가 마음에 들고 유지비도 덜 든대요.</w:t>
       </w:r>
     </w:p>
     <w:p>
